--- a/DOCS-PEOPLE-LEAD/Ana-Karina/03-Historico-Completo.docx
+++ b/DOCS-PEOPLE-LEAD/Ana-Karina/03-Historico-Completo.docx
@@ -567,11 +567,11 @@
             <w:r>
               <w:rPr>
                 <w:rFonts w:ascii="Calibri" w:hAnsi="Calibri" w:eastAsia="Calibri"/>
-                <w:b w:val="0"/>
+                <w:b/>
                 <w:i w:val="0"/>
                 <w:sz w:val="20"/>
               </w:rPr>
-              <w:t>Ana Karina</w:t>
+              <w:t>Ana Karina Caetano Dos Santos Marques</w:t>
             </w:r>
           </w:p>
         </w:tc>
@@ -592,7 +592,7 @@
                 <w:i w:val="0"/>
                 <w:sz w:val="20"/>
               </w:rPr>
-              <w:t>2026-08-24</w:t>
+              <w:t>2026-08-28</w:t>
             </w:r>
           </w:p>
         </w:tc>
@@ -638,7 +638,16 @@
                 <w:i w:val="0"/>
                 <w:sz w:val="20"/>
               </w:rPr>
-              <w:t>Associate, Mobile &amp; Device Dev</w:t>
+              <w:t xml:space="preserve">Associate, Mobile &amp; Device Dev · </w:t>
+            </w:r>
+            <w:r>
+              <w:rPr>
+                <w:rFonts w:ascii="Calibri" w:hAnsi="Calibri" w:eastAsia="Calibri"/>
+                <w:b/>
+                <w:i w:val="0"/>
+                <w:sz w:val="20"/>
+              </w:rPr>
+              <w:t>12-Associate</w:t>
             </w:r>
           </w:p>
         </w:tc>
@@ -660,7 +669,7 @@
                 <w:i w:val="0"/>
                 <w:sz w:val="20"/>
               </w:rPr>
-              <w:t>2026-07-28</w:t>
+              <w:t>2026-08-28</w:t>
             </w:r>
           </w:p>
         </w:tc>
@@ -794,20 +803,20 @@
             <w:r>
               <w:rPr>
                 <w:rFonts w:ascii="Calibri" w:hAnsi="Calibri" w:eastAsia="Calibri"/>
+                <w:b/>
+                <w:i w:val="0"/>
+                <w:sz w:val="20"/>
+              </w:rPr>
+              <w:t>Rafael Coloda</w:t>
+            </w:r>
+            <w:r>
+              <w:rPr>
+                <w:rFonts w:ascii="Calibri" w:hAnsi="Calibri" w:eastAsia="Calibri"/>
                 <w:b w:val="0"/>
                 <w:i w:val="0"/>
                 <w:sz w:val="20"/>
               </w:rPr>
-              <w:t xml:space="preserve">Rafael — </w:t>
-            </w:r>
-            <w:r>
-              <w:rPr>
-                <w:rFonts w:ascii="Calibri" w:hAnsi="Calibri" w:eastAsia="Calibri"/>
-                <w:b/>
-                <w:i w:val="0"/>
-                <w:sz w:val="20"/>
-              </w:rPr>
-              <w:t>confirmar e-mail / sobrenome</w:t>
+              <w:t xml:space="preserve"> — rafael.coloda@avanade.com</w:t>
             </w:r>
           </w:p>
         </w:tc>
@@ -829,7 +838,7 @@
                 <w:i w:val="0"/>
                 <w:sz w:val="20"/>
               </w:rPr>
-              <w:t>2026-07-28</w:t>
+              <w:t>2026-08-28</w:t>
             </w:r>
           </w:p>
         </w:tc>
@@ -852,7 +861,7 @@
                 <w:i w:val="0"/>
                 <w:sz w:val="20"/>
               </w:rPr>
-              <w:t>Liderança técnica (Avanade)</w:t>
+              <w:t>Alocação</w:t>
             </w:r>
           </w:p>
         </w:tc>
@@ -869,20 +878,11 @@
             <w:r>
               <w:rPr>
                 <w:rFonts w:ascii="Calibri" w:hAnsi="Calibri" w:eastAsia="Calibri"/>
-                <w:b/>
-                <w:i w:val="0"/>
-                <w:sz w:val="20"/>
-              </w:rPr>
-              <w:t>Jessica</w:t>
-            </w:r>
-            <w:r>
-              <w:rPr>
-                <w:rFonts w:ascii="Calibri" w:hAnsi="Calibri" w:eastAsia="Calibri"/>
                 <w:b w:val="0"/>
                 <w:i w:val="0"/>
                 <w:sz w:val="20"/>
               </w:rPr>
-              <w:t xml:space="preserve"> — revisor de feedback sugerido; mais próxima tecnicamente</w:t>
+              <w:t>01/04/2026 → 01/04/2027</w:t>
             </w:r>
           </w:p>
         </w:tc>
@@ -927,7 +927,7 @@
                 <w:i w:val="0"/>
                 <w:sz w:val="20"/>
               </w:rPr>
-              <w:t>People Lead</w:t>
+              <w:t>Liderança técnica (Avanade)</w:t>
             </w:r>
           </w:p>
         </w:tc>
@@ -945,11 +945,20 @@
             <w:r>
               <w:rPr>
                 <w:rFonts w:ascii="Calibri" w:hAnsi="Calibri" w:eastAsia="Calibri"/>
+                <w:b/>
+                <w:i w:val="0"/>
+                <w:sz w:val="20"/>
+              </w:rPr>
+              <w:t>Jessica</w:t>
+            </w:r>
+            <w:r>
+              <w:rPr>
+                <w:rFonts w:ascii="Calibri" w:hAnsi="Calibri" w:eastAsia="Calibri"/>
                 <w:b w:val="0"/>
                 <w:i w:val="0"/>
                 <w:sz w:val="20"/>
               </w:rPr>
-              <w:t>Jônatas (desde jul/2026; anterior: Paula)</w:t>
+              <w:t xml:space="preserve"> — revisor de feedback sugerido; mais próxima tecnicamente</w:t>
             </w:r>
           </w:p>
         </w:tc>
@@ -971,7 +980,7 @@
                 <w:i w:val="0"/>
                 <w:sz w:val="20"/>
               </w:rPr>
-              <w:t>2026-07-28</w:t>
+              <w:t>2026-08-28</w:t>
             </w:r>
           </w:p>
         </w:tc>
@@ -994,7 +1003,7 @@
                 <w:i w:val="0"/>
                 <w:sz w:val="20"/>
               </w:rPr>
-              <w:t>CA anterior</w:t>
+              <w:t>People Lead</w:t>
             </w:r>
           </w:p>
         </w:tc>
@@ -1015,7 +1024,7 @@
                 <w:i w:val="0"/>
                 <w:sz w:val="20"/>
               </w:rPr>
-              <w:t>Paula (chegou a ter 70 → 120 → 200 pessoas; 1:1 ~bimestral, mas planejamento de trimestre/semestre/ano)</w:t>
+              <w:t>Jônatas (desde jul/2026; anterior: Paula)</w:t>
             </w:r>
           </w:p>
         </w:tc>
@@ -1060,7 +1069,7 @@
                 <w:i w:val="0"/>
                 <w:sz w:val="20"/>
               </w:rPr>
-              <w:t>Base</w:t>
+              <w:t>CA anterior</w:t>
             </w:r>
           </w:p>
         </w:tc>
@@ -1082,7 +1091,7 @@
                 <w:i w:val="0"/>
                 <w:sz w:val="20"/>
               </w:rPr>
-              <w:t>Recife</w:t>
+              <w:t>Paula (chegou a ter 70 → 120 → 200 pessoas; 1:1 ~bimestral, mas planejamento de trimestre/semestre/ano)</w:t>
             </w:r>
           </w:p>
         </w:tc>
@@ -1127,7 +1136,7 @@
                 <w:i w:val="0"/>
                 <w:sz w:val="20"/>
               </w:rPr>
-              <w:t>Na Avanade desde</w:t>
+              <w:t>Base</w:t>
             </w:r>
           </w:p>
         </w:tc>
@@ -1148,25 +1157,7 @@
                 <w:i w:val="0"/>
                 <w:sz w:val="20"/>
               </w:rPr>
-              <w:t xml:space="preserve">jun/jul 2025, via </w:t>
-            </w:r>
-            <w:r>
-              <w:rPr>
-                <w:rFonts w:ascii="Calibri" w:hAnsi="Calibri" w:eastAsia="Calibri"/>
-                <w:b/>
-                <w:i w:val="0"/>
-                <w:sz w:val="20"/>
-              </w:rPr>
-              <w:t>Decola Tech</w:t>
-            </w:r>
-            <w:r>
-              <w:rPr>
-                <w:rFonts w:ascii="Calibri" w:hAnsi="Calibri" w:eastAsia="Calibri"/>
-                <w:b w:val="0"/>
-                <w:i w:val="0"/>
-                <w:sz w:val="20"/>
-              </w:rPr>
-              <w:t xml:space="preserve"> (entrada de estagiários)</w:t>
+              <w:t>Recife</w:t>
             </w:r>
           </w:p>
         </w:tc>
@@ -1211,7 +1202,7 @@
                 <w:i w:val="0"/>
                 <w:sz w:val="20"/>
               </w:rPr>
-              <w:t>Formação</w:t>
+              <w:t>Na Avanade desde</w:t>
             </w:r>
           </w:p>
         </w:tc>
@@ -1229,20 +1220,11 @@
             <w:r>
               <w:rPr>
                 <w:rFonts w:ascii="Calibri" w:hAnsi="Calibri" w:eastAsia="Calibri"/>
-                <w:b w:val="0"/>
-                <w:i w:val="0"/>
-                <w:sz w:val="20"/>
-              </w:rPr>
-              <w:t xml:space="preserve">Faculdade </w:t>
-            </w:r>
-            <w:r>
-              <w:rPr>
-                <w:rFonts w:ascii="Calibri" w:hAnsi="Calibri" w:eastAsia="Calibri"/>
                 <w:b/>
                 <w:i w:val="0"/>
                 <w:sz w:val="20"/>
               </w:rPr>
-              <w:t>presencial</w:t>
+              <w:t>Admissão RH: 01/04/2026</w:t>
             </w:r>
             <w:r>
               <w:rPr>
@@ -1251,7 +1233,7 @@
                 <w:i w:val="0"/>
                 <w:sz w:val="20"/>
               </w:rPr>
-              <w:t xml:space="preserve"> em andamento (tempo é o recurso escasso)</w:t>
+              <w:t xml:space="preserve"> (antes: Decola Tech ~jun/jul/2025 — trilha de entrada)</w:t>
             </w:r>
           </w:p>
         </w:tc>
@@ -1273,7 +1255,7 @@
                 <w:i w:val="0"/>
                 <w:sz w:val="20"/>
               </w:rPr>
-              <w:t>2026-07-28</w:t>
+              <w:t>2026-08-28</w:t>
             </w:r>
           </w:p>
         </w:tc>
@@ -1296,7 +1278,7 @@
                 <w:i w:val="0"/>
                 <w:sz w:val="20"/>
               </w:rPr>
-              <w:t>Inglês</w:t>
+              <w:t>Formação</w:t>
             </w:r>
           </w:p>
         </w:tc>
@@ -1317,7 +1299,7 @@
                 <w:i w:val="0"/>
                 <w:sz w:val="20"/>
               </w:rPr>
-              <w:t xml:space="preserve">goFluent: evolução </w:t>
+              <w:t xml:space="preserve">Faculdade </w:t>
             </w:r>
             <w:r>
               <w:rPr>
@@ -1326,7 +1308,7 @@
                 <w:i w:val="0"/>
                 <w:sz w:val="20"/>
               </w:rPr>
-              <w:t>B2 → C1+</w:t>
+              <w:t>presencial</w:t>
             </w:r>
             <w:r>
               <w:rPr>
@@ -1335,7 +1317,7 @@
                 <w:i w:val="0"/>
                 <w:sz w:val="20"/>
               </w:rPr>
-              <w:t xml:space="preserve"> desde a entrada</w:t>
+              <w:t xml:space="preserve"> em andamento (tempo é o recurso escasso)</w:t>
             </w:r>
           </w:p>
         </w:tc>
@@ -1380,7 +1362,7 @@
                 <w:i w:val="0"/>
                 <w:sz w:val="20"/>
               </w:rPr>
-              <w:t>1:1 cadência</w:t>
+              <w:t>Inglês</w:t>
             </w:r>
           </w:p>
         </w:tc>
@@ -1402,7 +1384,25 @@
                 <w:i w:val="0"/>
                 <w:sz w:val="20"/>
               </w:rPr>
-              <w:t>Mensal (combinado na call 1; com a Paula era ~2 meses)</w:t>
+              <w:t xml:space="preserve">goFluent: evolução </w:t>
+            </w:r>
+            <w:r>
+              <w:rPr>
+                <w:rFonts w:ascii="Calibri" w:hAnsi="Calibri" w:eastAsia="Calibri"/>
+                <w:b/>
+                <w:i w:val="0"/>
+                <w:sz w:val="20"/>
+              </w:rPr>
+              <w:t>B2 → C1+</w:t>
+            </w:r>
+            <w:r>
+              <w:rPr>
+                <w:rFonts w:ascii="Calibri" w:hAnsi="Calibri" w:eastAsia="Calibri"/>
+                <w:b w:val="0"/>
+                <w:i w:val="0"/>
+                <w:sz w:val="20"/>
+              </w:rPr>
+              <w:t xml:space="preserve"> desde a entrada</w:t>
             </w:r>
           </w:p>
         </w:tc>
@@ -1447,7 +1447,7 @@
                 <w:i w:val="0"/>
                 <w:sz w:val="20"/>
               </w:rPr>
-              <w:t>Próxima 1:1</w:t>
+              <w:t>1:1 cadência</w:t>
             </w:r>
           </w:p>
         </w:tc>
@@ -1464,20 +1464,11 @@
             <w:r>
               <w:rPr>
                 <w:rFonts w:ascii="Calibri" w:hAnsi="Calibri" w:eastAsia="Calibri"/>
-                <w:b/>
-                <w:i w:val="0"/>
-                <w:sz w:val="20"/>
-              </w:rPr>
-              <w:t>Agendar ~set/2026</w:t>
-            </w:r>
-            <w:r>
-              <w:rPr>
-                <w:rFonts w:ascii="Calibri" w:hAnsi="Calibri" w:eastAsia="Calibri"/>
                 <w:b w:val="0"/>
                 <w:i w:val="0"/>
                 <w:sz w:val="20"/>
               </w:rPr>
-              <w:t xml:space="preserve"> — quadro trimestre/semestre/ano na pauta</w:t>
+              <w:t>Mensal (combinado na call 1; com a Paula era ~2 meses)</w:t>
             </w:r>
           </w:p>
         </w:tc>
@@ -1498,7 +1489,7 @@
                 <w:i w:val="0"/>
                 <w:sz w:val="20"/>
               </w:rPr>
-              <w:t>2026-08-28</w:t>
+              <w:t>2026-07-28</w:t>
             </w:r>
           </w:p>
         </w:tc>
@@ -1522,7 +1513,7 @@
                 <w:i w:val="0"/>
                 <w:sz w:val="20"/>
               </w:rPr>
-              <w:t>Certificações</w:t>
+              <w:t>Próxima 1:1</w:t>
             </w:r>
           </w:p>
         </w:tc>
@@ -1544,7 +1535,7 @@
                 <w:i w:val="0"/>
                 <w:sz w:val="20"/>
               </w:rPr>
-              <w:t>AZ-900</w:t>
+              <w:t>Agendar ~set/2026</w:t>
             </w:r>
             <w:r>
               <w:rPr>
@@ -1553,25 +1544,7 @@
                 <w:i w:val="0"/>
                 <w:sz w:val="20"/>
               </w:rPr>
-              <w:t xml:space="preserve"> concluída; </w:t>
-            </w:r>
-            <w:r>
-              <w:rPr>
-                <w:rFonts w:ascii="Calibri" w:hAnsi="Calibri" w:eastAsia="Calibri"/>
-                <w:b/>
-                <w:i w:val="0"/>
-                <w:sz w:val="20"/>
-              </w:rPr>
-              <w:t>AI-900</w:t>
-            </w:r>
-            <w:r>
-              <w:rPr>
-                <w:rFonts w:ascii="Calibri" w:hAnsi="Calibri" w:eastAsia="Calibri"/>
-                <w:b w:val="0"/>
-                <w:i w:val="0"/>
-                <w:sz w:val="20"/>
-              </w:rPr>
-              <w:t xml:space="preserve"> — confirmar cadastro no Workday</w:t>
+              <w:t xml:space="preserve"> — quadro trimestre/semestre/ano na pauta</w:t>
             </w:r>
           </w:p>
         </w:tc>
@@ -1616,7 +1589,7 @@
                 <w:i w:val="0"/>
                 <w:sz w:val="20"/>
               </w:rPr>
-              <w:t>Workday ABCD (28/08)</w:t>
+              <w:t>Certificações</w:t>
             </w:r>
           </w:p>
         </w:tc>
@@ -1633,11 +1606,38 @@
             <w:r>
               <w:rPr>
                 <w:rFonts w:ascii="Calibri" w:hAnsi="Calibri" w:eastAsia="Calibri"/>
+                <w:b/>
+                <w:i w:val="0"/>
+                <w:sz w:val="20"/>
+              </w:rPr>
+              <w:t>AZ-900</w:t>
+            </w:r>
+            <w:r>
+              <w:rPr>
+                <w:rFonts w:ascii="Calibri" w:hAnsi="Calibri" w:eastAsia="Calibri"/>
                 <w:b w:val="0"/>
                 <w:i w:val="0"/>
                 <w:sz w:val="20"/>
               </w:rPr>
-              <w:t>Autorreflexão pendente na call #2; combinado concluir no dia</w:t>
+              <w:t xml:space="preserve"> concluída; </w:t>
+            </w:r>
+            <w:r>
+              <w:rPr>
+                <w:rFonts w:ascii="Calibri" w:hAnsi="Calibri" w:eastAsia="Calibri"/>
+                <w:b/>
+                <w:i w:val="0"/>
+                <w:sz w:val="20"/>
+              </w:rPr>
+              <w:t>AI-900</w:t>
+            </w:r>
+            <w:r>
+              <w:rPr>
+                <w:rFonts w:ascii="Calibri" w:hAnsi="Calibri" w:eastAsia="Calibri"/>
+                <w:b w:val="0"/>
+                <w:i w:val="0"/>
+                <w:sz w:val="20"/>
+              </w:rPr>
+              <w:t xml:space="preserve"> — confirmar cadastro no Workday</w:t>
             </w:r>
           </w:p>
         </w:tc>
@@ -1663,6 +1663,234 @@
           </w:p>
         </w:tc>
       </w:tr>
+      <w:tr>
+        <w:tc>
+          <w:tcPr>
+            <w:tcW w:type="dxa" w:w="3249"/>
+            <w:shd w:fill="F3F6FA" w:val="clear"/>
+          </w:tcPr>
+          <w:p>
+            <w:r>
+              <w:rPr>
+                <w:sz w:val="20"/>
+              </w:rPr>
+            </w:r>
+            <w:r>
+              <w:rPr>
+                <w:rFonts w:ascii="Calibri" w:hAnsi="Calibri" w:eastAsia="Calibri"/>
+                <w:b w:val="0"/>
+                <w:i w:val="0"/>
+                <w:sz w:val="20"/>
+              </w:rPr>
+              <w:t>Workday ABCD (profissional)</w:t>
+            </w:r>
+          </w:p>
+        </w:tc>
+        <w:tc>
+          <w:tcPr>
+            <w:tcW w:type="dxa" w:w="3249"/>
+            <w:shd w:fill="F3F6FA" w:val="clear"/>
+          </w:tcPr>
+          <w:p>
+            <w:r>
+              <w:rPr>
+                <w:sz w:val="20"/>
+              </w:rPr>
+            </w:r>
+            <w:r>
+              <w:rPr>
+                <w:rFonts w:ascii="Calibri" w:hAnsi="Calibri" w:eastAsia="Calibri"/>
+                <w:b w:val="0"/>
+                <w:i w:val="0"/>
+                <w:sz w:val="20"/>
+              </w:rPr>
+              <w:t xml:space="preserve">Autorreflexão — prazo </w:t>
+            </w:r>
+            <w:r>
+              <w:rPr>
+                <w:rFonts w:ascii="Calibri" w:hAnsi="Calibri" w:eastAsia="Calibri"/>
+                <w:b/>
+                <w:i w:val="0"/>
+                <w:sz w:val="20"/>
+              </w:rPr>
+              <w:t>28/08</w:t>
+            </w:r>
+            <w:r>
+              <w:rPr>
+                <w:rFonts w:ascii="Calibri" w:hAnsi="Calibri" w:eastAsia="Calibri"/>
+                <w:b w:val="0"/>
+                <w:i w:val="0"/>
+                <w:sz w:val="20"/>
+              </w:rPr>
+              <w:t>; confirmar submissão</w:t>
+            </w:r>
+          </w:p>
+        </w:tc>
+        <w:tc>
+          <w:tcPr>
+            <w:tcW w:type="dxa" w:w="3249"/>
+            <w:shd w:fill="F3F6FA" w:val="clear"/>
+          </w:tcPr>
+          <w:p>
+            <w:r>
+              <w:rPr>
+                <w:sz w:val="20"/>
+              </w:rPr>
+            </w:r>
+            <w:r>
+              <w:rPr>
+                <w:rFonts w:ascii="Calibri" w:hAnsi="Calibri" w:eastAsia="Calibri"/>
+                <w:b w:val="0"/>
+                <w:i w:val="0"/>
+                <w:sz w:val="20"/>
+              </w:rPr>
+              <w:t>2026-08-28</w:t>
+            </w:r>
+          </w:p>
+        </w:tc>
+      </w:tr>
+      <w:tr>
+        <w:tc>
+          <w:tcPr>
+            <w:tcW w:type="dxa" w:w="3249"/>
+          </w:tcPr>
+          <w:p>
+            <w:r>
+              <w:rPr>
+                <w:sz w:val="20"/>
+              </w:rPr>
+            </w:r>
+            <w:r>
+              <w:rPr>
+                <w:rFonts w:ascii="Calibri" w:hAnsi="Calibri" w:eastAsia="Calibri"/>
+                <w:b w:val="0"/>
+                <w:i w:val="0"/>
+                <w:sz w:val="20"/>
+              </w:rPr>
+              <w:t>Input PL no Workday (ABCD Form)</w:t>
+            </w:r>
+          </w:p>
+        </w:tc>
+        <w:tc>
+          <w:tcPr>
+            <w:tcW w:type="dxa" w:w="3249"/>
+          </w:tcPr>
+          <w:p>
+            <w:r>
+              <w:rPr>
+                <w:sz w:val="20"/>
+              </w:rPr>
+            </w:r>
+            <w:r>
+              <w:rPr>
+                <w:rFonts w:ascii="Calibri" w:hAnsi="Calibri" w:eastAsia="Calibri"/>
+                <w:b/>
+                <w:i w:val="0"/>
+                <w:sz w:val="20"/>
+              </w:rPr>
+              <w:t>Até 11/09/2026</w:t>
+            </w:r>
+            <w:r>
+              <w:rPr>
+                <w:rFonts w:ascii="Calibri" w:hAnsi="Calibri" w:eastAsia="Calibri"/>
+                <w:b w:val="0"/>
+                <w:i w:val="0"/>
+                <w:sz w:val="20"/>
+              </w:rPr>
+              <w:t xml:space="preserve"> → depois Talent Discussions</w:t>
+            </w:r>
+          </w:p>
+        </w:tc>
+        <w:tc>
+          <w:tcPr>
+            <w:tcW w:type="dxa" w:w="3249"/>
+          </w:tcPr>
+          <w:p>
+            <w:r>
+              <w:rPr>
+                <w:sz w:val="20"/>
+              </w:rPr>
+            </w:r>
+            <w:r>
+              <w:rPr>
+                <w:rFonts w:ascii="Calibri" w:hAnsi="Calibri" w:eastAsia="Calibri"/>
+                <w:b w:val="0"/>
+                <w:i w:val="0"/>
+                <w:sz w:val="20"/>
+              </w:rPr>
+              <w:t>2026-08-28</w:t>
+            </w:r>
+          </w:p>
+        </w:tc>
+      </w:tr>
+      <w:tr>
+        <w:tc>
+          <w:tcPr>
+            <w:tcW w:type="dxa" w:w="3249"/>
+            <w:shd w:fill="F3F6FA" w:val="clear"/>
+          </w:tcPr>
+          <w:p>
+            <w:r>
+              <w:rPr>
+                <w:sz w:val="20"/>
+              </w:rPr>
+            </w:r>
+            <w:r>
+              <w:rPr>
+                <w:rFonts w:ascii="Calibri" w:hAnsi="Calibri" w:eastAsia="Calibri"/>
+                <w:b w:val="0"/>
+                <w:i w:val="0"/>
+                <w:sz w:val="20"/>
+              </w:rPr>
+              <w:t>HRBP (projeto)</w:t>
+            </w:r>
+          </w:p>
+        </w:tc>
+        <w:tc>
+          <w:tcPr>
+            <w:tcW w:type="dxa" w:w="3249"/>
+            <w:shd w:fill="F3F6FA" w:val="clear"/>
+          </w:tcPr>
+          <w:p>
+            <w:r>
+              <w:rPr>
+                <w:sz w:val="20"/>
+              </w:rPr>
+            </w:r>
+            <w:r>
+              <w:rPr>
+                <w:rFonts w:ascii="Calibri" w:hAnsi="Calibri" w:eastAsia="Calibri"/>
+                <w:b w:val="0"/>
+                <w:i w:val="0"/>
+                <w:sz w:val="20"/>
+              </w:rPr>
+              <w:t>Cristiane Gennari · Cezar Pontalti</w:t>
+            </w:r>
+          </w:p>
+        </w:tc>
+        <w:tc>
+          <w:tcPr>
+            <w:tcW w:type="dxa" w:w="3249"/>
+            <w:shd w:fill="F3F6FA" w:val="clear"/>
+          </w:tcPr>
+          <w:p>
+            <w:r>
+              <w:rPr>
+                <w:sz w:val="20"/>
+              </w:rPr>
+            </w:r>
+            <w:r>
+              <w:rPr>
+                <w:rFonts w:ascii="Calibri" w:hAnsi="Calibri" w:eastAsia="Calibri"/>
+                <w:b w:val="0"/>
+                <w:i w:val="0"/>
+                <w:sz w:val="20"/>
+              </w:rPr>
+              <w:t>2026-08-28</w:t>
+            </w:r>
+          </w:p>
+        </w:tc>
+      </w:tr>
     </w:tbl>
     <w:p/>
     <w:p>
@@ -1716,7 +1944,25 @@
           <w:i w:val="0"/>
           <w:sz w:val="22"/>
         </w:rPr>
-        <w:t xml:space="preserve">Ana Karina é Associate recém-chegada (1 ano em jun/jul 2026), ainda na faculdade, com energia alta e projeto que ela gosta no </w:t>
+        <w:t>Ana Karina é Associate (</w:t>
+      </w:r>
+      <w:r>
+        <w:rPr>
+          <w:rFonts w:ascii="Calibri" w:hAnsi="Calibri" w:eastAsia="Calibri"/>
+          <w:b/>
+          <w:i w:val="0"/>
+          <w:sz w:val="22"/>
+        </w:rPr>
+        <w:t>~5 meses</w:t>
+      </w:r>
+      <w:r>
+        <w:rPr>
+          <w:rFonts w:ascii="Calibri" w:hAnsi="Calibri" w:eastAsia="Calibri"/>
+          <w:b w:val="0"/>
+          <w:i w:val="0"/>
+          <w:sz w:val="22"/>
+        </w:rPr>
+        <w:t xml:space="preserve"> na admissão oficial 01/04/2026; ~8 meses ref. dez/2026), ainda na faculdade, com energia alta e projeto que ela gosta no </w:t>
       </w:r>
       <w:r>
         <w:rPr>
@@ -2383,7 +2629,7 @@
                 <w:i w:val="0"/>
                 <w:sz w:val="20"/>
               </w:rPr>
-              <w:t>Associate ~1 ano</w:t>
+              <w:t>Associate ~5 meses (adm. 01/04/2026)</w:t>
             </w:r>
           </w:p>
         </w:tc>
@@ -2625,7 +2871,39 @@
           <w:i w:val="0"/>
           <w:sz w:val="22"/>
         </w:rPr>
-        <w:t>☐ E-mail do Rafael (gestor) e da Paula (CA anterior)</w:t>
+        <w:t>☐ E-mail da Paula (CA anterior)</w:t>
+      </w:r>
+    </w:p>
+    <w:p>
+      <w:pPr>
+        <w:pStyle w:val="ListBullet"/>
+      </w:pPr>
+      <w:r>
+        <w:rPr>
+          <w:rFonts w:ascii="Calibri" w:hAnsi="Calibri" w:eastAsia="Calibri"/>
+          <w:b w:val="0"/>
+          <w:i w:val="0"/>
+          <w:sz w:val="22"/>
+        </w:rPr>
+        <w:t xml:space="preserve">☑ E-mail do gestor — </w:t>
+      </w:r>
+      <w:r>
+        <w:rPr>
+          <w:rFonts w:ascii="Calibri" w:hAnsi="Calibri" w:eastAsia="Calibri"/>
+          <w:b/>
+          <w:i w:val="0"/>
+          <w:sz w:val="22"/>
+        </w:rPr>
+        <w:t>Rafael Coloda</w:t>
+      </w:r>
+      <w:r>
+        <w:rPr>
+          <w:rFonts w:ascii="Calibri" w:hAnsi="Calibri" w:eastAsia="Calibri"/>
+          <w:b w:val="0"/>
+          <w:i w:val="0"/>
+          <w:sz w:val="22"/>
+        </w:rPr>
+        <w:t xml:space="preserve"> (rafael.coloda@avanade.com) — confirmado RH 28/08</w:t>
       </w:r>
     </w:p>
     <w:p>
@@ -3890,7 +4168,25 @@
           <w:i w:val="0"/>
           <w:sz w:val="22"/>
         </w:rPr>
-        <w:t>Confirmar na próxima: nome do app, e-mail Rafael, status exato AI-900 no Workday.</w:t>
+        <w:t xml:space="preserve">Confirmar na próxima: nome do app, status exato AI-900 no Workday. </w:t>
+      </w:r>
+      <w:r>
+        <w:rPr>
+          <w:rFonts w:ascii="Calibri" w:hAnsi="Calibri" w:eastAsia="Calibri"/>
+          <w:b/>
+          <w:i w:val="0"/>
+          <w:sz w:val="22"/>
+        </w:rPr>
+        <w:t>Gestor confirmado RH:</w:t>
+      </w:r>
+      <w:r>
+        <w:rPr>
+          <w:rFonts w:ascii="Calibri" w:hAnsi="Calibri" w:eastAsia="Calibri"/>
+          <w:b w:val="0"/>
+          <w:i w:val="0"/>
+          <w:sz w:val="22"/>
+        </w:rPr>
+        <w:t xml:space="preserve"> Rafael Coloda (rafael.coloda@avanade.com).</w:t>
       </w:r>
     </w:p>
     <w:p>
@@ -7909,7 +8205,25 @@
           <w:i w:val="0"/>
           <w:sz w:val="22"/>
         </w:rPr>
-        <w:t xml:space="preserve">O PL não promete Analyst no FY26. Associate com ~1 ano, faculdade presencial e primeiro projeto forte: o movimento inteligente é </w:t>
+        <w:t xml:space="preserve">O PL não promete Analyst no FY26. Associate com admissão </w:t>
+      </w:r>
+      <w:r>
+        <w:rPr>
+          <w:rFonts w:ascii="Calibri" w:hAnsi="Calibri" w:eastAsia="Calibri"/>
+          <w:b/>
+          <w:i w:val="0"/>
+          <w:sz w:val="22"/>
+        </w:rPr>
+        <w:t>01/04/2026</w:t>
+      </w:r>
+      <w:r>
+        <w:rPr>
+          <w:rFonts w:ascii="Calibri" w:hAnsi="Calibri" w:eastAsia="Calibri"/>
+          <w:b w:val="0"/>
+          <w:i w:val="0"/>
+          <w:sz w:val="22"/>
+        </w:rPr>
+        <w:t xml:space="preserve"> (~5 meses), faculdade presencial e primeiro projeto forte: o movimento inteligente é </w:t>
       </w:r>
       <w:r>
         <w:rPr>
@@ -9059,6 +9373,71 @@
           <w:sz w:val="22"/>
         </w:rPr>
         <w:t>Briefing do People Lead para Workday, calibração da prática e feedback de novembro.</w:t>
+      </w:r>
+    </w:p>
+    <w:p>
+      <w:pPr>
+        <w:ind w:left="425"/>
+      </w:pPr>
+      <w:r>
+        <w:rPr>
+          <w:rFonts w:ascii="Calibri" w:hAnsi="Calibri" w:eastAsia="Calibri"/>
+          <w:b/>
+          <w:i w:val="0"/>
+          <w:color w:val="555555"/>
+          <w:sz w:val="22"/>
+        </w:rPr>
+        <w:t>Prazo input PL (ABCD Form): até 11/09/2026.</w:t>
+      </w:r>
+      <w:r>
+        <w:rPr>
+          <w:rFonts w:ascii="Calibri" w:hAnsi="Calibri" w:eastAsia="Calibri"/>
+          <w:b w:val="0"/>
+          <w:i/>
+          <w:color w:val="555555"/>
+          <w:sz w:val="22"/>
+        </w:rPr>
+        <w:t xml:space="preserve"> Depois: Talent Discussions (Practice Lead + VPs) — ajustes possíveis.   Dados oficiais RH: </w:t>
+      </w:r>
+      <w:r>
+        <w:rPr>
+          <w:rFonts w:ascii="Consolas" w:hAnsi="Consolas" w:eastAsia="Consolas"/>
+          <w:b w:val="0"/>
+          <w:i w:val="0"/>
+          <w:color w:val="555555"/>
+          <w:sz w:val="18"/>
+        </w:rPr>
+        <w:t>11-dados-oficiais-rh-ciclo.md</w:t>
+      </w:r>
+      <w:r>
+        <w:rPr>
+          <w:rFonts w:ascii="Calibri" w:hAnsi="Calibri" w:eastAsia="Calibri"/>
+          <w:b w:val="0"/>
+          <w:i/>
+          <w:color w:val="555555"/>
+          <w:sz w:val="22"/>
+        </w:rPr>
+        <w:t xml:space="preserve"> · Gestor projeto: </w:t>
+      </w:r>
+      <w:r>
+        <w:rPr>
+          <w:rFonts w:ascii="Calibri" w:hAnsi="Calibri" w:eastAsia="Calibri"/>
+          <w:b/>
+          <w:i w:val="0"/>
+          <w:color w:val="555555"/>
+          <w:sz w:val="22"/>
+        </w:rPr>
+        <w:t>Rafael Coloda</w:t>
+      </w:r>
+      <w:r>
+        <w:rPr>
+          <w:rFonts w:ascii="Calibri" w:hAnsi="Calibri" w:eastAsia="Calibri"/>
+          <w:b w:val="0"/>
+          <w:i/>
+          <w:color w:val="555555"/>
+          <w:sz w:val="22"/>
+        </w:rPr>
+        <w:t xml:space="preserve"> (rafael.coloda@avanade.com)</w:t>
       </w:r>
     </w:p>
     <w:p>
@@ -9226,7 +9605,16 @@
                 <w:i w:val="0"/>
                 <w:sz w:val="20"/>
               </w:rPr>
-              <w:t>Tempo de casa ~1 ano + feedback do Rafael</w:t>
+              <w:t xml:space="preserve">Adm. 01/04/2026 (~5 meses) + feedback </w:t>
+            </w:r>
+            <w:r>
+              <w:rPr>
+                <w:rFonts w:ascii="Calibri" w:hAnsi="Calibri" w:eastAsia="Calibri"/>
+                <w:b/>
+                <w:i w:val="0"/>
+                <w:sz w:val="20"/>
+              </w:rPr>
+              <w:t>Rafael Coloda</w:t>
             </w:r>
           </w:p>
         </w:tc>
@@ -9852,7 +10240,7 @@
                 <w:i w:val="0"/>
                 <w:sz w:val="20"/>
               </w:rPr>
-              <w:t>Rafael (gestor do projeto)</w:t>
+              <w:t>Rafael Coloda (gestor do projeto)</w:t>
             </w:r>
           </w:p>
         </w:tc>
@@ -9894,7 +10282,7 @@
                 <w:i w:val="0"/>
                 <w:sz w:val="20"/>
               </w:rPr>
-              <w:t>Ana agenda café de percepção</w:t>
+              <w:t>rafael.coloda@avanade.com — Ana agenda café de percepção</w:t>
             </w:r>
           </w:p>
         </w:tc>
@@ -10277,7 +10665,7 @@
           <w:i w:val="0"/>
           <w:sz w:val="22"/>
         </w:rPr>
-        <w:t>☐ Self-review submetido</w:t>
+        <w:t>☐ Self-review submetido (profissional — prazo 28/08)</w:t>
       </w:r>
     </w:p>
     <w:p>
@@ -10291,7 +10679,16 @@
           <w:i w:val="0"/>
           <w:sz w:val="22"/>
         </w:rPr>
-        <w:t>☐ Revisores conversados</w:t>
+        <w:t xml:space="preserve">☐ </w:t>
+      </w:r>
+      <w:r>
+        <w:rPr>
+          <w:rFonts w:ascii="Calibri" w:hAnsi="Calibri" w:eastAsia="Calibri"/>
+          <w:b/>
+          <w:i w:val="0"/>
+          <w:sz w:val="22"/>
+        </w:rPr>
+        <w:t>Input PL no ABCD Form — até 11/09</w:t>
       </w:r>
     </w:p>
     <w:p>
@@ -10305,6 +10702,20 @@
           <w:i w:val="0"/>
           <w:sz w:val="22"/>
         </w:rPr>
+        <w:t>☐ Revisores conversados (Jessica + Rafael Coloda)</w:t>
+      </w:r>
+    </w:p>
+    <w:p>
+      <w:pPr>
+        <w:pStyle w:val="ListBullet"/>
+      </w:pPr>
+      <w:r>
+        <w:rPr>
+          <w:rFonts w:ascii="Calibri" w:hAnsi="Calibri" w:eastAsia="Calibri"/>
+          <w:b w:val="0"/>
+          <w:i w:val="0"/>
+          <w:sz w:val="22"/>
+        </w:rPr>
         <w:t>☐ Compliance zerado</w:t>
       </w:r>
     </w:p>
@@ -10356,6 +10767,38 @@
     </w:p>
     <w:p>
       <w:pPr>
+        <w:pStyle w:val="ListBullet"/>
+      </w:pPr>
+      <w:r>
+        <w:rPr>
+          <w:rFonts w:ascii="Calibri" w:hAnsi="Calibri" w:eastAsia="Calibri"/>
+          <w:b w:val="0"/>
+          <w:i w:val="0"/>
+          <w:sz w:val="22"/>
+        </w:rPr>
+        <w:t xml:space="preserve">☐ Se faltar dado de projeto: contatar </w:t>
+      </w:r>
+      <w:r>
+        <w:rPr>
+          <w:rFonts w:ascii="Calibri" w:hAnsi="Calibri" w:eastAsia="Calibri"/>
+          <w:b/>
+          <w:i w:val="0"/>
+          <w:sz w:val="22"/>
+        </w:rPr>
+        <w:t>rafael.coloda@avanade.com</w:t>
+      </w:r>
+      <w:r>
+        <w:rPr>
+          <w:rFonts w:ascii="Calibri" w:hAnsi="Calibri" w:eastAsia="Calibri"/>
+          <w:b w:val="0"/>
+          <w:i w:val="0"/>
+          <w:sz w:val="22"/>
+        </w:rPr>
+        <w:t xml:space="preserve"> ou HRBP (Cristiane Gennari / Cezar Pontalti)</w:t>
+      </w:r>
+    </w:p>
+    <w:p>
+      <w:pPr>
         <w:pStyle w:val="Heading3"/>
       </w:pPr>
       <w:r>
@@ -10479,7 +10922,7 @@
         <w:pStyle w:val="Heading3"/>
       </w:pPr>
       <w:r>
-        <w:t>Urgente (antes de meados de setembro)</w:t>
+        <w:t>Urgente (profissional: 28/08 · PL: 11/09)</w:t>
       </w:r>
     </w:p>
     <w:p>
@@ -10515,6 +10958,38 @@
           <w:i w:val="0"/>
           <w:sz w:val="22"/>
         </w:rPr>
+        <w:t xml:space="preserve">☑ E-mail gestor confirmado — </w:t>
+      </w:r>
+      <w:r>
+        <w:rPr>
+          <w:rFonts w:ascii="Calibri" w:hAnsi="Calibri" w:eastAsia="Calibri"/>
+          <w:b/>
+          <w:i w:val="0"/>
+          <w:sz w:val="22"/>
+        </w:rPr>
+        <w:t>Rafael Coloda</w:t>
+      </w:r>
+      <w:r>
+        <w:rPr>
+          <w:rFonts w:ascii="Calibri" w:hAnsi="Calibri" w:eastAsia="Calibri"/>
+          <w:b w:val="0"/>
+          <w:i w:val="0"/>
+          <w:sz w:val="22"/>
+        </w:rPr>
+        <w:t xml:space="preserve"> (rafael.coloda@avanade.com) via RH</w:t>
+      </w:r>
+    </w:p>
+    <w:p>
+      <w:pPr>
+        <w:pStyle w:val="ListBullet"/>
+      </w:pPr>
+      <w:r>
+        <w:rPr>
+          <w:rFonts w:ascii="Calibri" w:hAnsi="Calibri" w:eastAsia="Calibri"/>
+          <w:b w:val="0"/>
+          <w:i w:val="0"/>
+          <w:sz w:val="22"/>
+        </w:rPr>
         <w:t xml:space="preserve">☐ Enviar material Copilot + docs </w:t>
       </w:r>
       <w:r>
@@ -10579,7 +11054,7 @@
           <w:i w:val="0"/>
           <w:sz w:val="22"/>
         </w:rPr>
-        <w:t>☐ Pegar e-mail da Paula e do Rafael, se ainda não chegou</w:t>
+        <w:t>☐ Pegar e-mail da Paula (CA anterior), se ainda não chegou</w:t>
       </w:r>
     </w:p>
     <w:p>
@@ -10593,7 +11068,7 @@
           <w:i w:val="0"/>
           <w:sz w:val="22"/>
         </w:rPr>
-        <w:t>☐ Confirmar se Ana submeteu ABCD em 28/08</w:t>
+        <w:t>☐ Confirmar se Ana submeteu autorreflexão ABCD (28/08)</w:t>
       </w:r>
     </w:p>
     <w:p>
@@ -10607,7 +11082,7 @@
           <w:i w:val="0"/>
           <w:sz w:val="22"/>
         </w:rPr>
-        <w:t xml:space="preserve">☐ Revisar rascunho da autoavaliação </w:t>
+        <w:t xml:space="preserve">☐ </w:t>
       </w:r>
       <w:r>
         <w:rPr>
@@ -10616,8 +11091,13 @@
           <w:i w:val="0"/>
           <w:sz w:val="22"/>
         </w:rPr>
-        <w:t>antes</w:t>
-      </w:r>
+        <w:t>Input ABCD Form no Workday — até 11/09/2026</w:t>
+      </w:r>
+    </w:p>
+    <w:p>
+      <w:pPr>
+        <w:pStyle w:val="ListBullet"/>
+      </w:pPr>
       <w:r>
         <w:rPr>
           <w:rFonts w:ascii="Calibri" w:hAnsi="Calibri" w:eastAsia="Calibri"/>
@@ -10625,7 +11105,26 @@
           <w:i w:val="0"/>
           <w:sz w:val="22"/>
         </w:rPr>
-        <w:t xml:space="preserve"> da submissão (se ainda pendente)</w:t>
+        <w:t>☐ Revisar insumos (</w:t>
+      </w:r>
+      <w:r>
+        <w:rPr>
+          <w:rFonts w:ascii="Consolas" w:hAnsi="Consolas" w:eastAsia="Consolas"/>
+          <w:b w:val="0"/>
+          <w:i w:val="0"/>
+          <w:color w:val="333333"/>
+          <w:sz w:val="18"/>
+        </w:rPr>
+        <w:t>04-insumos-ciclo.md</w:t>
+      </w:r>
+      <w:r>
+        <w:rPr>
+          <w:rFonts w:ascii="Calibri" w:hAnsi="Calibri" w:eastAsia="Calibri"/>
+          <w:b w:val="0"/>
+          <w:i w:val="0"/>
+          <w:sz w:val="22"/>
+        </w:rPr>
+        <w:t>) antes do input PL</w:t>
       </w:r>
     </w:p>
     <w:p>
@@ -10639,7 +11138,7 @@
           <w:i w:val="0"/>
           <w:sz w:val="22"/>
         </w:rPr>
-        <w:t xml:space="preserve">☐ Combinar expectativa de cargo (consolidar vs. conversa de Analyst) — </w:t>
+        <w:t xml:space="preserve">☐ Combinar expectativa de cargo (consolidar vs. Analyst) — </w:t>
       </w:r>
       <w:r>
         <w:rPr>
@@ -10854,7 +11353,25 @@
           <w:i w:val="0"/>
           <w:sz w:val="22"/>
         </w:rPr>
-        <w:t>☐ Café com o Rafael: percepção de performance</w:t>
+        <w:t xml:space="preserve">☐ Café com </w:t>
+      </w:r>
+      <w:r>
+        <w:rPr>
+          <w:rFonts w:ascii="Calibri" w:hAnsi="Calibri" w:eastAsia="Calibri"/>
+          <w:b/>
+          <w:i w:val="0"/>
+          <w:sz w:val="22"/>
+        </w:rPr>
+        <w:t>Rafael Coloda</w:t>
+      </w:r>
+      <w:r>
+        <w:rPr>
+          <w:rFonts w:ascii="Calibri" w:hAnsi="Calibri" w:eastAsia="Calibri"/>
+          <w:b w:val="0"/>
+          <w:i w:val="0"/>
+          <w:sz w:val="22"/>
+        </w:rPr>
+        <w:t xml:space="preserve"> (rafael.coloda@avanade.com): percepção de performance</w:t>
       </w:r>
     </w:p>
     <w:p>
@@ -11425,7 +11942,115 @@
                 <w:i w:val="0"/>
                 <w:sz w:val="20"/>
               </w:rPr>
-              <w:t>Workday ABCD; Swift→FY27; agentes IA; feedback Jessica; material Copilot pendente PL</w:t>
+              <w:t>Workday ABCD; Swift→FY27; agentes IA; feedback Jessica</w:t>
+            </w:r>
+          </w:p>
+        </w:tc>
+      </w:tr>
+      <w:tr>
+        <w:tc>
+          <w:tcPr>
+            <w:tcW w:type="dxa" w:w="2436"/>
+            <w:shd w:fill="F3F6FA" w:val="clear"/>
+          </w:tcPr>
+          <w:p>
+            <w:r>
+              <w:rPr>
+                <w:sz w:val="20"/>
+              </w:rPr>
+            </w:r>
+            <w:r>
+              <w:rPr>
+                <w:rFonts w:ascii="Calibri" w:hAnsi="Calibri" w:eastAsia="Calibri"/>
+                <w:b w:val="0"/>
+                <w:i w:val="0"/>
+                <w:sz w:val="20"/>
+              </w:rPr>
+              <w:t>2026-08-28</w:t>
+            </w:r>
+          </w:p>
+        </w:tc>
+        <w:tc>
+          <w:tcPr>
+            <w:tcW w:type="dxa" w:w="2436"/>
+            <w:shd w:fill="F3F6FA" w:val="clear"/>
+          </w:tcPr>
+          <w:p>
+            <w:r>
+              <w:rPr>
+                <w:sz w:val="20"/>
+              </w:rPr>
+            </w:r>
+            <w:r>
+              <w:rPr>
+                <w:rFonts w:ascii="Calibri" w:hAnsi="Calibri" w:eastAsia="Calibri"/>
+                <w:b w:val="0"/>
+                <w:i w:val="0"/>
+                <w:sz w:val="20"/>
+              </w:rPr>
+              <w:t>E-mail RH Talent</w:t>
+            </w:r>
+          </w:p>
+        </w:tc>
+        <w:tc>
+          <w:tcPr>
+            <w:tcW w:type="dxa" w:w="2436"/>
+            <w:shd w:fill="F3F6FA" w:val="clear"/>
+          </w:tcPr>
+          <w:p>
+            <w:r>
+              <w:rPr>
+                <w:sz w:val="20"/>
+              </w:rPr>
+            </w:r>
+            <w:r>
+              <w:rPr>
+                <w:rFonts w:ascii="Calibri" w:hAnsi="Calibri" w:eastAsia="Calibri"/>
+                <w:b w:val="0"/>
+                <w:i w:val="0"/>
+                <w:sz w:val="20"/>
+              </w:rPr>
+              <w:t>PL</w:t>
+            </w:r>
+          </w:p>
+        </w:tc>
+        <w:tc>
+          <w:tcPr>
+            <w:tcW w:type="dxa" w:w="2436"/>
+            <w:shd w:fill="F3F6FA" w:val="clear"/>
+          </w:tcPr>
+          <w:p>
+            <w:r>
+              <w:rPr>
+                <w:sz w:val="20"/>
+              </w:rPr>
+            </w:r>
+            <w:r>
+              <w:rPr>
+                <w:rFonts w:ascii="Calibri" w:hAnsi="Calibri" w:eastAsia="Calibri"/>
+                <w:b w:val="0"/>
+                <w:i w:val="0"/>
+                <w:sz w:val="20"/>
+              </w:rPr>
+              <w:t xml:space="preserve">Rafael Coloda confirmado; input PL até </w:t>
+            </w:r>
+            <w:r>
+              <w:rPr>
+                <w:rFonts w:ascii="Calibri" w:hAnsi="Calibri" w:eastAsia="Calibri"/>
+                <w:b/>
+                <w:i w:val="0"/>
+                <w:sz w:val="20"/>
+              </w:rPr>
+              <w:t>11/09</w:t>
+            </w:r>
+            <w:r>
+              <w:rPr>
+                <w:rFonts w:ascii="Calibri" w:hAnsi="Calibri" w:eastAsia="Calibri"/>
+                <w:b w:val="0"/>
+                <w:i w:val="0"/>
+                <w:sz w:val="20"/>
+              </w:rPr>
+              <w:t>; admissão 01/04/2026</w:t>
             </w:r>
           </w:p>
         </w:tc>
@@ -11791,7 +12416,25 @@
                 <w:i w:val="0"/>
                 <w:sz w:val="20"/>
               </w:rPr>
-              <w:t>People Leads imputam avaliações no Workday</w:t>
+              <w:t>People Leads imputam avaliações no Workday (</w:t>
+            </w:r>
+            <w:r>
+              <w:rPr>
+                <w:rFonts w:ascii="Calibri" w:hAnsi="Calibri" w:eastAsia="Calibri"/>
+                <w:b/>
+                <w:i w:val="0"/>
+                <w:sz w:val="20"/>
+              </w:rPr>
+              <w:t>prazo máximo: 11/09</w:t>
+            </w:r>
+            <w:r>
+              <w:rPr>
+                <w:rFonts w:ascii="Calibri" w:hAnsi="Calibri" w:eastAsia="Calibri"/>
+                <w:b w:val="0"/>
+                <w:i w:val="0"/>
+                <w:sz w:val="20"/>
+              </w:rPr>
+              <w:t xml:space="preserve"> — confirmado Talent para Ana Karina)</w:t>
             </w:r>
           </w:p>
         </w:tc>
@@ -11815,7 +12458,7 @@
                 <w:i w:val="0"/>
                 <w:sz w:val="20"/>
               </w:rPr>
-              <w:t>Meados de setembro</w:t>
+              <w:t>Após 11/09</w:t>
             </w:r>
           </w:p>
         </w:tc>
@@ -11837,7 +12480,7 @@
                 <w:i w:val="0"/>
                 <w:sz w:val="20"/>
               </w:rPr>
-              <w:t>Calibração das práticas</w:t>
+              <w:t>Talent Discussions</w:t>
             </w:r>
           </w:p>
         </w:tc>
@@ -11859,7 +12502,16 @@
                 <w:i w:val="0"/>
                 <w:sz w:val="20"/>
               </w:rPr>
-              <w:t>Talent Leads marcam quem está pronto para o próximo nível e fecham avaliações de todo mundo</w:t>
+              <w:t xml:space="preserve">Practice Lead + VPs discutem inputs; podem haver </w:t>
+            </w:r>
+            <w:r>
+              <w:rPr>
+                <w:rFonts w:ascii="Calibri" w:hAnsi="Calibri" w:eastAsia="Calibri"/>
+                <w:b/>
+                <w:i w:val="0"/>
+                <w:sz w:val="20"/>
+              </w:rPr>
+              <w:t>ajustes</w:t>
             </w:r>
           </w:p>
         </w:tc>
@@ -11882,7 +12534,7 @@
                 <w:i w:val="0"/>
                 <w:sz w:val="20"/>
               </w:rPr>
-              <w:t>Outubro</w:t>
+              <w:t>Meados de setembro</w:t>
             </w:r>
           </w:p>
         </w:tc>
@@ -11903,7 +12555,7 @@
                 <w:i w:val="0"/>
                 <w:sz w:val="20"/>
               </w:rPr>
-              <w:t>Rewards</w:t>
+              <w:t>Calibração das práticas</w:t>
             </w:r>
           </w:p>
         </w:tc>
@@ -11924,7 +12576,7 @@
                 <w:i w:val="0"/>
                 <w:sz w:val="20"/>
               </w:rPr>
-              <w:t>Distribuição de % de promoção, mérito (se houver) e PPR</w:t>
+              <w:t>Talent Leads marcam quem está pronto para o próximo nível e fecham avaliações de todo mundo</w:t>
             </w:r>
           </w:p>
         </w:tc>
@@ -11948,7 +12600,7 @@
                 <w:i w:val="0"/>
                 <w:sz w:val="20"/>
               </w:rPr>
-              <w:t>Início de novembro</w:t>
+              <w:t>Outubro</w:t>
             </w:r>
           </w:p>
         </w:tc>
@@ -11970,7 +12622,7 @@
                 <w:i w:val="0"/>
                 <w:sz w:val="20"/>
               </w:rPr>
-              <w:t>Divulgação</w:t>
+              <w:t>Rewards</w:t>
             </w:r>
           </w:p>
         </w:tc>
@@ -11992,7 +12644,7 @@
                 <w:i w:val="0"/>
                 <w:sz w:val="20"/>
               </w:rPr>
-              <w:t>Resultados para os profissionais; PLs marcam reunião de feedback</w:t>
+              <w:t>Distribuição de % de promoção, mérito (se houver) e PPR</w:t>
             </w:r>
           </w:p>
         </w:tc>
@@ -12015,7 +12667,7 @@
                 <w:i w:val="0"/>
                 <w:sz w:val="20"/>
               </w:rPr>
-              <w:t>Início / meados de dezembro</w:t>
+              <w:t>Início de novembro</w:t>
             </w:r>
           </w:p>
         </w:tc>
@@ -12036,7 +12688,7 @@
                 <w:i w:val="0"/>
                 <w:sz w:val="20"/>
               </w:rPr>
-              <w:t>Efetivação</w:t>
+              <w:t>Divulgação</w:t>
             </w:r>
           </w:p>
         </w:tc>
@@ -12057,6 +12709,74 @@
                 <w:i w:val="0"/>
                 <w:sz w:val="20"/>
               </w:rPr>
+              <w:t>Resultados para os profissionais; PLs marcam reunião de feedback</w:t>
+            </w:r>
+          </w:p>
+        </w:tc>
+      </w:tr>
+      <w:tr>
+        <w:tc>
+          <w:tcPr>
+            <w:tcW w:type="dxa" w:w="3249"/>
+            <w:shd w:fill="F3F6FA" w:val="clear"/>
+          </w:tcPr>
+          <w:p>
+            <w:r>
+              <w:rPr>
+                <w:sz w:val="20"/>
+              </w:rPr>
+            </w:r>
+            <w:r>
+              <w:rPr>
+                <w:rFonts w:ascii="Calibri" w:hAnsi="Calibri" w:eastAsia="Calibri"/>
+                <w:b w:val="0"/>
+                <w:i w:val="0"/>
+                <w:sz w:val="20"/>
+              </w:rPr>
+              <w:t>Início / meados de dezembro</w:t>
+            </w:r>
+          </w:p>
+        </w:tc>
+        <w:tc>
+          <w:tcPr>
+            <w:tcW w:type="dxa" w:w="3249"/>
+            <w:shd w:fill="F3F6FA" w:val="clear"/>
+          </w:tcPr>
+          <w:p>
+            <w:r>
+              <w:rPr>
+                <w:sz w:val="20"/>
+              </w:rPr>
+            </w:r>
+            <w:r>
+              <w:rPr>
+                <w:rFonts w:ascii="Calibri" w:hAnsi="Calibri" w:eastAsia="Calibri"/>
+                <w:b w:val="0"/>
+                <w:i w:val="0"/>
+                <w:sz w:val="20"/>
+              </w:rPr>
+              <w:t>Efetivação</w:t>
+            </w:r>
+          </w:p>
+        </w:tc>
+        <w:tc>
+          <w:tcPr>
+            <w:tcW w:type="dxa" w:w="3249"/>
+            <w:shd w:fill="F3F6FA" w:val="clear"/>
+          </w:tcPr>
+          <w:p>
+            <w:r>
+              <w:rPr>
+                <w:sz w:val="20"/>
+              </w:rPr>
+            </w:r>
+            <w:r>
+              <w:rPr>
+                <w:rFonts w:ascii="Calibri" w:hAnsi="Calibri" w:eastAsia="Calibri"/>
+                <w:b w:val="0"/>
+                <w:i w:val="0"/>
+                <w:sz w:val="20"/>
+              </w:rPr>
               <w:t>Promoções, méritos e PPR entram em vigor</w:t>
             </w:r>
           </w:p>
@@ -12072,7 +12792,7 @@
           <w:i w:val="0"/>
           <w:sz w:val="22"/>
         </w:rPr>
-        <w:t>Hoje (24/08/2026):</w:t>
+        <w:t>Hoje (28/08/2026):</w:t>
       </w:r>
       <w:r>
         <w:rPr>
@@ -12081,7 +12801,25 @@
           <w:i w:val="0"/>
           <w:sz w:val="22"/>
         </w:rPr>
-        <w:t xml:space="preserve"> estamos entre o prework dos projetos e a janela de setembro. É o momento de fechar prioridades, autoavaliação e conversa PL ↔ profissional.</w:t>
+        <w:t xml:space="preserve"> prazo da autorreflexão do profissional (28/08). Input do People Lead no ABCD Form até </w:t>
+      </w:r>
+      <w:r>
+        <w:rPr>
+          <w:rFonts w:ascii="Calibri" w:hAnsi="Calibri" w:eastAsia="Calibri"/>
+          <w:b/>
+          <w:i w:val="0"/>
+          <w:sz w:val="22"/>
+        </w:rPr>
+        <w:t>11/09</w:t>
+      </w:r>
+      <w:r>
+        <w:rPr>
+          <w:rFonts w:ascii="Calibri" w:hAnsi="Calibri" w:eastAsia="Calibri"/>
+          <w:b w:val="0"/>
+          <w:i w:val="0"/>
+          <w:sz w:val="22"/>
+        </w:rPr>
+        <w:t>. Talent Discussions em seguida.</w:t>
       </w:r>
     </w:p>
     <w:p>
